--- a/reports/20260901_大野市視察レポート.docx
+++ b/reports/20260901_大野市視察レポート.docx
@@ -97,7 +97,7 @@
           <w:sz w:val="19"/>
           <w:szCs w:val="19"/>
         </w:rPr>
-        <w:t xml:space="preserve">v1.0（2026年9月2日 作成）</w:t>
+        <w:t xml:space="preserve">v2.1（2026年9月2日 作成）</w:t>
       </w:r>
     </w:p>
     <w:p>
@@ -123,7 +123,7 @@
           <w:sz w:val="19"/>
           <w:szCs w:val="19"/>
         </w:rPr>
-        <w:t xml:space="preserve">2026年9月1日 実施分（9月2日実施分は別途）</w:t>
+        <w:t xml:space="preserve">2026年9月1日 実施分（9月2日実施分は別冊）</w:t>
       </w:r>
     </w:p>
     <w:p>
@@ -17856,7 +17856,7 @@
               <w:rPr>
                 <w:rFonts w:ascii="Yu Gothic" w:cs="Yu Gothic" w:eastAsia="Yu Gothic" w:hAnsi="Yu Gothic"/>
               </w:rPr>
-              <w:t xml:space="preserve">ラブリー牧場（放牧酪農）／南部酒造場（花垣）／野村醤油／松田雅之様の米づくり。</w:t>
+              <w:t xml:space="preserve">ラブリー牧場（放牧酪農）／南部酒造場（花垣）／野村醤油／無農薬・無化学肥料の米づくり。</w:t>
             </w:r>
             <w:r>
               <w:rPr>
@@ -17864,7 +17864,7 @@
                 <w:b/>
                 <w:bCs/>
               </w:rPr>
-              <w:t xml:space="preserve">本レポートは9/1のみを対象とする</w:t>
+              <w:t xml:space="preserve">別冊「20260902_大野市視察レポート」として作成済み</w:t>
             </w:r>
           </w:p>
         </w:tc>
@@ -17913,7 +17913,7 @@
               <w:rPr>
                 <w:rFonts w:ascii="Yu Gothic" w:cs="Yu Gothic" w:eastAsia="Yu Gothic" w:hAnsi="Yu Gothic"/>
               </w:rPr>
-              <w:t xml:space="preserve">9/1・9/2 の記録を統合したうえで、酒・醤油の地域固有性、酢・酒・醤油の水系の共通性を再評価する</w:t>
+              <w:t xml:space="preserve">9/1・9/2 の記録を統合し、12か月カレンダー、水系マップ、受入キャパシティ一覧を作成する</w:t>
             </w:r>
           </w:p>
         </w:tc>
@@ -17923,6 +17923,214 @@
       <w:pPr>
         <w:spacing w:after="200"/>
       </w:pPr>
+    </w:p>
+    <w:p>
+      <w:pPr>
+        <w:pBdr>
+          <w:left w:val="single" w:color="3F5E39" w:sz="12" w:space="8"/>
+        </w:pBdr>
+        <w:shd w:fill="F2F4EF" w:color="auto" w:val="clear"/>
+        <w:spacing w:after="60" w:before="60" w:line="300"/>
+        <w:ind w:left="280"/>
+      </w:pPr>
+      <w:r>
+        <w:rPr>
+          <w:rFonts w:ascii="Yu Gothic" w:cs="Yu Gothic" w:eastAsia="Yu Gothic" w:hAnsi="Yu Gothic"/>
+          <w:b/>
+          <w:bCs/>
+        </w:rPr>
+        <w:t xml:space="preserve">9/2の記録により更新された論点（要点）</w:t>
+      </w:r>
+    </w:p>
+    <w:p>
+      <w:pPr>
+        <w:pBdr>
+          <w:left w:val="single" w:color="3F5E39" w:sz="12" w:space="8"/>
+        </w:pBdr>
+        <w:shd w:fill="F2F4EF" w:color="auto" w:val="clear"/>
+        <w:spacing w:after="60" w:before="60" w:line="300"/>
+        <w:ind w:left="280"/>
+      </w:pPr>
+      <w:r>
+        <w:rPr>
+          <w:rFonts w:ascii="Yu Gothic" w:cs="Yu Gothic" w:eastAsia="Yu Gothic" w:hAnsi="Yu Gothic"/>
+        </w:rPr>
+        <w:t xml:space="preserve">本レポートで保留した論点は、9月2日の記録によって次のとおり進展した。詳細は9/2レポート第11章を参照。</w:t>
+      </w:r>
+    </w:p>
+    <w:p>
+      <w:pPr>
+        <w:pBdr>
+          <w:left w:val="single" w:color="3F5E39" w:sz="12" w:space="8"/>
+        </w:pBdr>
+        <w:shd w:fill="F2F4EF" w:color="auto" w:val="clear"/>
+        <w:spacing w:after="60" w:before="60" w:line="300"/>
+        <w:ind w:left="500"/>
+      </w:pPr>
+      <w:r>
+        <w:rPr>
+          <w:rFonts w:ascii="Yu Gothic" w:cs="Yu Gothic" w:eastAsia="Yu Gothic" w:hAnsi="Yu Gothic"/>
+        </w:rPr>
+        <w:t xml:space="preserve">・</w:t>
+      </w:r>
+      <w:r>
+        <w:rPr>
+          <w:rFonts w:ascii="Yu Gothic" w:cs="Yu Gothic" w:eastAsia="Yu Gothic" w:hAnsi="Yu Gothic"/>
+          <w:b/>
+          <w:bCs/>
+        </w:rPr>
+        <w:t xml:space="preserve">「大野の発酵文化」</w:t>
+      </w:r>
+      <w:r>
+        <w:rPr>
+          <w:rFonts w:ascii="Yu Gothic" w:cs="Yu Gothic" w:eastAsia="Yu Gothic" w:hAnsi="Yu Gothic"/>
+        </w:rPr>
+        <w:t xml:space="preserve"> — </w:t>
+      </w:r>
+      <w:r>
+        <w:rPr>
+          <w:rFonts w:ascii="Yu Gothic" w:cs="Yu Gothic" w:eastAsia="Yu Gothic" w:hAnsi="Yu Gothic"/>
+          <w:b/>
+          <w:bCs/>
+        </w:rPr>
+        <w:t xml:space="preserve">醤油と酒には地域固有性の根拠がある。</w:t>
+      </w:r>
+      <w:r>
+        <w:rPr>
+          <w:rFonts w:ascii="Yu Gothic" w:cs="Yu Gothic" w:eastAsia="Yu Gothic" w:hAnsi="Yu Gothic"/>
+        </w:rPr>
+        <w:t xml:space="preserve">醤油は「美味しい水が安価に手に入る」「盆地特有の気候だから温度管理をしなくても良い醤油ができる」と説明され、</w:t>
+      </w:r>
+      <w:r>
+        <w:rPr>
+          <w:rFonts w:ascii="Yu Gothic" w:cs="Yu Gothic" w:eastAsia="Yu Gothic" w:hAnsi="Yu Gothic"/>
+          <w:b/>
+          <w:bCs/>
+        </w:rPr>
+        <w:t xml:space="preserve">県内18社のうち麹づくりから一貫して作るのは1社のみ</w:t>
+      </w:r>
+      <w:r>
+        <w:rPr>
+          <w:rFonts w:ascii="Yu Gothic" w:cs="Yu Gothic" w:eastAsia="Yu Gothic" w:hAnsi="Yu Gothic"/>
+        </w:rPr>
+        <w:t xml:space="preserve">であることが確認された。酒も地元産五百万石と地下50mの伏流水を根拠とする。</w:t>
+      </w:r>
+      <w:r>
+        <w:rPr>
+          <w:rFonts w:ascii="Yu Gothic" w:cs="Yu Gothic" w:eastAsia="Yu Gothic" w:hAnsi="Yu Gothic"/>
+          <w:b/>
+          <w:bCs/>
+        </w:rPr>
+        <w:t xml:space="preserve">ただし酢を根拠にすることはできない</w:t>
+      </w:r>
+      <w:r>
+        <w:rPr>
+          <w:rFonts w:ascii="Yu Gothic" w:cs="Yu Gothic" w:eastAsia="Yu Gothic" w:hAnsi="Yu Gothic"/>
+        </w:rPr>
+        <w:t xml:space="preserve">という本章の判断は維持される。</w:t>
+      </w:r>
+    </w:p>
+    <w:p>
+      <w:pPr>
+        <w:pBdr>
+          <w:left w:val="single" w:color="3F5E39" w:sz="12" w:space="8"/>
+        </w:pBdr>
+        <w:shd w:fill="F2F4EF" w:color="auto" w:val="clear"/>
+        <w:spacing w:after="60" w:before="60" w:line="300"/>
+        <w:ind w:left="500"/>
+      </w:pPr>
+      <w:r>
+        <w:rPr>
+          <w:rFonts w:ascii="Yu Gothic" w:cs="Yu Gothic" w:eastAsia="Yu Gothic" w:hAnsi="Yu Gothic"/>
+        </w:rPr>
+        <w:t xml:space="preserve">・</w:t>
+      </w:r>
+      <w:r>
+        <w:rPr>
+          <w:rFonts w:ascii="Yu Gothic" w:cs="Yu Gothic" w:eastAsia="Yu Gothic" w:hAnsi="Yu Gothic"/>
+          <w:b/>
+          <w:bCs/>
+        </w:rPr>
+        <w:t xml:space="preserve">水源ごとの味の差</w:t>
+      </w:r>
+      <w:r>
+        <w:rPr>
+          <w:rFonts w:ascii="Yu Gothic" w:cs="Yu Gothic" w:eastAsia="Yu Gothic" w:hAnsi="Yu Gothic"/>
+        </w:rPr>
+        <w:t xml:space="preserve"> — </w:t>
+      </w:r>
+      <w:r>
+        <w:rPr>
+          <w:rFonts w:ascii="Yu Gothic" w:cs="Yu Gothic" w:eastAsia="Yu Gothic" w:hAnsi="Yu Gothic"/>
+          <w:b/>
+          <w:bCs/>
+        </w:rPr>
+        <w:t xml:space="preserve">依然として未検証。</w:t>
+      </w:r>
+      <w:r>
+        <w:rPr>
+          <w:rFonts w:ascii="Yu Gothic" w:cs="Yu Gothic" w:eastAsia="Yu Gothic" w:hAnsi="Yu Gothic"/>
+        </w:rPr>
+        <w:t xml:space="preserve">ただし「深さの違い（50m対10〜20m）では味が違う」という見解が9/2に得られた。検証は「水源別」ではなく</w:t>
+      </w:r>
+      <w:r>
+        <w:rPr>
+          <w:rFonts w:ascii="Yu Gothic" w:cs="Yu Gothic" w:eastAsia="Yu Gothic" w:hAnsi="Yu Gothic"/>
+          <w:b/>
+          <w:bCs/>
+        </w:rPr>
+        <w:t xml:space="preserve">「深度別」を優先</w:t>
+      </w:r>
+      <w:r>
+        <w:rPr>
+          <w:rFonts w:ascii="Yu Gothic" w:cs="Yu Gothic" w:eastAsia="Yu Gothic" w:hAnsi="Yu Gothic"/>
+        </w:rPr>
+        <w:t xml:space="preserve">すべきである。</w:t>
+      </w:r>
+    </w:p>
+    <w:p>
+      <w:pPr>
+        <w:pBdr>
+          <w:left w:val="single" w:color="3F5E39" w:sz="12" w:space="8"/>
+        </w:pBdr>
+        <w:shd w:fill="F2F4EF" w:color="auto" w:val="clear"/>
+        <w:spacing w:after="60" w:before="60" w:line="300"/>
+        <w:ind w:left="500"/>
+      </w:pPr>
+      <w:r>
+        <w:rPr>
+          <w:rFonts w:ascii="Yu Gothic" w:cs="Yu Gothic" w:eastAsia="Yu Gothic" w:hAnsi="Yu Gothic"/>
+        </w:rPr>
+        <w:t xml:space="preserve">・</w:t>
+      </w:r>
+      <w:r>
+        <w:rPr>
+          <w:rFonts w:ascii="Yu Gothic" w:cs="Yu Gothic" w:eastAsia="Yu Gothic" w:hAnsi="Yu Gothic"/>
+          <w:b/>
+          <w:bCs/>
+        </w:rPr>
+        <w:t xml:space="preserve">（新規）醸造用水と農業用水は別の水である。</w:t>
+      </w:r>
+      <w:r>
+        <w:rPr>
+          <w:rFonts w:ascii="Yu Gothic" w:cs="Yu Gothic" w:eastAsia="Yu Gothic" w:hAnsi="Yu Gothic"/>
+        </w:rPr>
+        <w:t xml:space="preserve"> 醸造は地下40〜50mの深層地下水、稲作は九頭竜川からの表流水を用いる。第11章の連鎖は「同一の水源」ではなく</w:t>
+      </w:r>
+      <w:r>
+        <w:rPr>
+          <w:rFonts w:ascii="Yu Gothic" w:cs="Yu Gothic" w:eastAsia="Yu Gothic" w:hAnsi="Yu Gothic"/>
+          <w:b/>
+          <w:bCs/>
+        </w:rPr>
+        <w:t xml:space="preserve">「同一水系における分岐」</w:t>
+      </w:r>
+      <w:r>
+        <w:rPr>
+          <w:rFonts w:ascii="Yu Gothic" w:cs="Yu Gothic" w:eastAsia="Yu Gothic" w:hAnsi="Yu Gothic"/>
+        </w:rPr>
+        <w:t xml:space="preserve">として理解する必要がある。</w:t>
+      </w:r>
     </w:p>
     <w:p>
       <w:pPr>
@@ -20343,7 +20551,7 @@
           <w:sz w:val="18"/>
           <w:szCs w:val="18"/>
         </w:rPr>
-        <w:t xml:space="preserve">【本書】9/1 視察レポート</w:t>
+        <w:t xml:space="preserve">【本書】9/1 視察レポート v2.0</w:t>
       </w:r>
       <w:r>
         <w:br/>
@@ -20355,7 +20563,7 @@
           <w:sz w:val="18"/>
           <w:szCs w:val="18"/>
         </w:rPr>
-        <w:t xml:space="preserve">        ＋  9/2 視察レポート（別途）</w:t>
+        <w:t xml:space="preserve">        ＋  9/2 視察レポート v1.0（別冊）</w:t>
       </w:r>
       <w:r>
         <w:br/>
@@ -20525,6 +20733,25 @@
           <w:rFonts w:ascii="Yu Gothic" w:cs="Yu Gothic" w:eastAsia="Yu Gothic" w:hAnsi="Yu Gothic"/>
         </w:rPr>
         <w:t xml:space="preserve">酢の生産者は酢の地域性を明確に否定している。この括りを用いるには、酒・醤油側の根拠と地域側の同意が必要である。</w:t>
+      </w:r>
+    </w:p>
+    <w:p>
+      <w:pPr>
+        <w:spacing w:after="120" w:line="300"/>
+      </w:pPr>
+      <w:r>
+        <w:rPr>
+          <w:rFonts w:ascii="Yu Gothic" w:cs="Yu Gothic" w:eastAsia="Yu Gothic" w:hAnsi="Yu Gothic"/>
+          <w:b/>
+          <w:bCs/>
+        </w:rPr>
+        <w:t xml:space="preserve">※ 9/2の記録により、2点目については酒・醤油側の根拠が確認された。</w:t>
+      </w:r>
+      <w:r>
+        <w:rPr>
+          <w:rFonts w:ascii="Yu Gothic" w:cs="Yu Gothic" w:eastAsia="Yu Gothic" w:hAnsi="Yu Gothic"/>
+        </w:rPr>
+        <w:t xml:space="preserve">制約条件の最新版は9/2レポート Appendix B-4（5項目）を参照のこと。</w:t>
       </w:r>
     </w:p>
     <w:p>
